--- a/compliance/templates/Sharps_Protocol.docx
+++ b/compliance/templates/Sharps_Protocol.docx
@@ -63,7 +63,8 @@
     <w:p/>
     <w:p>
       <w:pPr>
-        <w:spacing w:before="160" w:after="80"/>
+        <w:keepNext/>
+        <w:spacing w:before="200" w:after="0"/>
       </w:pPr>
       <w:r>
         <w:rPr>
@@ -75,34 +76,15 @@
         <w:t>Principles</w:t>
       </w:r>
     </w:p>
-    <w:tbl>
-      <w:tblPr>
-        <w:tblW w:type="auto" w:w="0"/>
-        <w:tblLook w:firstColumn="1" w:firstRow="1" w:lastColumn="0" w:lastRow="0" w:noHBand="0" w:noVBand="1" w:val="04A0"/>
-      </w:tblPr>
-      <w:tblGrid>
-        <w:gridCol w:w="9638"/>
-      </w:tblGrid>
-      <w:tr>
-        <w:trPr>
-          <w:trHeight w:val="80" w:hRule="exact"/>
-        </w:trPr>
-        <w:tc>
-          <w:tcPr>
-            <w:tcW w:type="dxa" w:w="9638"/>
-            <w:shd w:val="clear" w:color="auto" w:fill="2E7D83"/>
-            <w:tcBorders>
-              <w:top w:val="none"/>
-              <w:bottom w:val="none"/>
-              <w:left w:val="none"/>
-              <w:right w:val="none"/>
-            </w:tcBorders>
-          </w:tcPr>
-          <w:p/>
-        </w:tc>
-      </w:tr>
-    </w:tbl>
-    <w:p/>
+    <w:p>
+      <w:pPr>
+        <w:keepNext/>
+        <w:spacing w:before="0" w:after="120"/>
+        <w:pBdr>
+          <w:bottom w:val="single" w:sz="12" w:space="1" w:color="2E7D83"/>
+        </w:pBdr>
+      </w:pPr>
+    </w:p>
     <w:p>
       <w:pPr>
         <w:spacing w:before="0" w:after="80"/>
@@ -119,7 +101,8 @@
     </w:p>
     <w:p>
       <w:pPr>
-        <w:spacing w:before="160" w:after="80"/>
+        <w:keepNext/>
+        <w:spacing w:before="200" w:after="0"/>
       </w:pPr>
       <w:r>
         <w:rPr>
@@ -131,34 +114,15 @@
         <w:t>Container assembly and management</w:t>
       </w:r>
     </w:p>
-    <w:tbl>
-      <w:tblPr>
-        <w:tblW w:type="auto" w:w="0"/>
-        <w:tblLook w:firstColumn="1" w:firstRow="1" w:lastColumn="0" w:lastRow="0" w:noHBand="0" w:noVBand="1" w:val="04A0"/>
-      </w:tblPr>
-      <w:tblGrid>
-        <w:gridCol w:w="9638"/>
-      </w:tblGrid>
-      <w:tr>
-        <w:trPr>
-          <w:trHeight w:val="80" w:hRule="exact"/>
-        </w:trPr>
-        <w:tc>
-          <w:tcPr>
-            <w:tcW w:type="dxa" w:w="9638"/>
-            <w:shd w:val="clear" w:color="auto" w:fill="2E7D83"/>
-            <w:tcBorders>
-              <w:top w:val="none"/>
-              <w:bottom w:val="none"/>
-              <w:left w:val="none"/>
-              <w:right w:val="none"/>
-            </w:tcBorders>
-          </w:tcPr>
-          <w:p/>
-        </w:tc>
-      </w:tr>
-    </w:tbl>
-    <w:p/>
+    <w:p>
+      <w:pPr>
+        <w:keepNext/>
+        <w:spacing w:before="0" w:after="120"/>
+        <w:pBdr>
+          <w:bottom w:val="single" w:sz="12" w:space="1" w:color="2E7D83"/>
+        </w:pBdr>
+      </w:pPr>
+    </w:p>
     <w:p>
       <w:pPr>
         <w:pStyle w:val="ListBullet"/>
@@ -259,7 +223,8 @@
     </w:p>
     <w:p>
       <w:pPr>
-        <w:spacing w:before="160" w:after="80"/>
+        <w:keepNext/>
+        <w:spacing w:before="200" w:after="0"/>
       </w:pPr>
       <w:r>
         <w:rPr>
@@ -271,34 +236,15 @@
         <w:t>Sharps injury response — IMMEDIATE ACTION</w:t>
       </w:r>
     </w:p>
-    <w:tbl>
-      <w:tblPr>
-        <w:tblW w:type="auto" w:w="0"/>
-        <w:tblLook w:firstColumn="1" w:firstRow="1" w:lastColumn="0" w:lastRow="0" w:noHBand="0" w:noVBand="1" w:val="04A0"/>
-      </w:tblPr>
-      <w:tblGrid>
-        <w:gridCol w:w="9638"/>
-      </w:tblGrid>
-      <w:tr>
-        <w:trPr>
-          <w:trHeight w:val="80" w:hRule="exact"/>
-        </w:trPr>
-        <w:tc>
-          <w:tcPr>
-            <w:tcW w:type="dxa" w:w="9638"/>
-            <w:shd w:val="clear" w:color="auto" w:fill="2E7D83"/>
-            <w:tcBorders>
-              <w:top w:val="none"/>
-              <w:bottom w:val="none"/>
-              <w:left w:val="none"/>
-              <w:right w:val="none"/>
-            </w:tcBorders>
-          </w:tcPr>
-          <w:p/>
-        </w:tc>
-      </w:tr>
-    </w:tbl>
-    <w:p/>
+    <w:p>
+      <w:pPr>
+        <w:keepNext/>
+        <w:spacing w:before="0" w:after="120"/>
+        <w:pBdr>
+          <w:bottom w:val="single" w:sz="12" w:space="1" w:color="2E7D83"/>
+        </w:pBdr>
+      </w:pPr>
+    </w:p>
     <w:tbl>
       <w:tblPr>
         <w:tblStyle w:val="TableGrid"/>
@@ -327,6 +273,9 @@
             </w:tcMar>
           </w:tcPr>
           <w:p>
+            <w:pPr>
+              <w:keepNext/>
+            </w:pPr>
             <w:r>
               <w:rPr>
                 <w:rFonts w:ascii="Calibri" w:hAnsi="Calibri"/>
@@ -355,10 +304,15 @@
         </w:tc>
       </w:tr>
     </w:tbl>
-    <w:p/>
     <w:p>
       <w:pPr>
-        <w:spacing w:before="160" w:after="80"/>
+        <w:spacing w:before="0" w:after="80"/>
+      </w:pPr>
+    </w:p>
+    <w:p>
+      <w:pPr>
+        <w:keepNext/>
+        <w:spacing w:before="200" w:after="0"/>
       </w:pPr>
       <w:r>
         <w:rPr>
@@ -370,34 +324,15 @@
         <w:t>Sharps injury record — complete immediately</w:t>
       </w:r>
     </w:p>
-    <w:tbl>
-      <w:tblPr>
-        <w:tblW w:type="auto" w:w="0"/>
-        <w:tblLook w:firstColumn="1" w:firstRow="1" w:lastColumn="0" w:lastRow="0" w:noHBand="0" w:noVBand="1" w:val="04A0"/>
-      </w:tblPr>
-      <w:tblGrid>
-        <w:gridCol w:w="9638"/>
-      </w:tblGrid>
-      <w:tr>
-        <w:trPr>
-          <w:trHeight w:val="80" w:hRule="exact"/>
-        </w:trPr>
-        <w:tc>
-          <w:tcPr>
-            <w:tcW w:type="dxa" w:w="9638"/>
-            <w:shd w:val="clear" w:color="auto" w:fill="2E7D83"/>
-            <w:tcBorders>
-              <w:top w:val="none"/>
-              <w:bottom w:val="none"/>
-              <w:left w:val="none"/>
-              <w:right w:val="none"/>
-            </w:tcBorders>
-          </w:tcPr>
-          <w:p/>
-        </w:tc>
-      </w:tr>
-    </w:tbl>
-    <w:p/>
+    <w:p>
+      <w:pPr>
+        <w:keepNext/>
+        <w:spacing w:before="0" w:after="120"/>
+        <w:pBdr>
+          <w:bottom w:val="single" w:sz="12" w:space="1" w:color="2E7D83"/>
+        </w:pBdr>
+      </w:pPr>
+    </w:p>
     <w:p>
       <w:pPr>
         <w:spacing w:before="0" w:after="80"/>
